--- a/public/Balachandar_M_Resume.docx
+++ b/public/Balachandar_M_Resume.docx
@@ -188,23 +188,13 @@
         <w:t xml:space="preserve"> | </w:t>
       </w:r>
       <w:hyperlink r:id="rId8" w:history="1">
-        <w:proofErr w:type="spellStart"/>
         <w:r>
           <w:rPr>
             <w:rStyle w:val="Hyperlink"/>
             <w:i/>
             <w:iCs/>
           </w:rPr>
-          <w:t>balachandar-portfolio.netlify.app</w:t>
-        </w:r>
-        <w:proofErr w:type="spellEnd"/>
-        <w:r>
-          <w:rPr>
-            <w:rStyle w:val="Hyperlink"/>
-            <w:i/>
-            <w:iCs/>
-          </w:rPr>
-          <w:t>/</w:t>
+          <w:t>balachandar-portfolio.netlify.app/</w:t>
         </w:r>
       </w:hyperlink>
     </w:p>
@@ -383,7 +373,13 @@
         <w:t>Backend Engineer</w:t>
       </w:r>
       <w:r>
-        <w:t xml:space="preserve"> with 3.5+ years of experience owning end-to-end delivery of complex backend and actuarial systems in Python and Go. </w:t>
+        <w:t xml:space="preserve"> with 3.</w:t>
+      </w:r>
+      <w:r>
+        <w:t>5</w:t>
+      </w:r>
+      <w:r>
+        <w:t xml:space="preserve">+ years of experience owning end-to-end delivery of complex backend and actuarial systems in Python and Go. </w:t>
       </w:r>
       <w:r>
         <w:rPr>
@@ -531,7 +527,14 @@
           <w:sz w:val="20"/>
           <w:szCs w:val="20"/>
         </w:rPr>
-        <w:t>2024</w:t>
+        <w:t>202</w:t>
+      </w:r>
+      <w:r>
+        <w:rPr>
+          <w:sz w:val="20"/>
+          <w:szCs w:val="20"/>
+        </w:rPr>
+        <w:t>5</w:t>
       </w:r>
       <w:r>
         <w:rPr>
@@ -1068,7 +1071,14 @@
           <w:sz w:val="20"/>
           <w:szCs w:val="20"/>
         </w:rPr>
-        <w:t>2024</w:t>
+        <w:t>202</w:t>
+      </w:r>
+      <w:r>
+        <w:rPr>
+          <w:sz w:val="20"/>
+          <w:szCs w:val="20"/>
+        </w:rPr>
+        <w:t>5</w:t>
       </w:r>
     </w:p>
     <w:p>
@@ -2156,49 +2166,7 @@
         <w:rPr>
           <w:lang w:val="en-IN"/>
         </w:rPr>
-        <w:t xml:space="preserve">Python | Go | Actuarial Systems | Microservices | System Design | Django | Django REST Framework | </w:t>
-      </w:r>
-      <w:proofErr w:type="spellStart"/>
-      <w:r>
-        <w:rPr>
-          <w:lang w:val="en-IN"/>
-        </w:rPr>
-        <w:t>FastAPI</w:t>
-      </w:r>
-      <w:proofErr w:type="spellEnd"/>
-      <w:r>
-        <w:rPr>
-          <w:lang w:val="en-IN"/>
-        </w:rPr>
-        <w:t xml:space="preserve"> | Flask | Quart | Gin | PostgreSQL | REST API | </w:t>
-      </w:r>
-      <w:proofErr w:type="spellStart"/>
-      <w:r>
-        <w:rPr>
-          <w:lang w:val="en-IN"/>
-        </w:rPr>
-        <w:t>GraphQL</w:t>
-      </w:r>
-      <w:proofErr w:type="spellEnd"/>
-      <w:r>
-        <w:rPr>
-          <w:lang w:val="en-IN"/>
-        </w:rPr>
-        <w:t xml:space="preserve"> | </w:t>
-      </w:r>
-      <w:proofErr w:type="spellStart"/>
-      <w:r>
-        <w:rPr>
-          <w:lang w:val="en-IN"/>
-        </w:rPr>
-        <w:t>WebSockets</w:t>
-      </w:r>
-      <w:proofErr w:type="spellEnd"/>
-      <w:r>
-        <w:rPr>
-          <w:lang w:val="en-IN"/>
-        </w:rPr>
-        <w:t xml:space="preserve"> | Redis | RabbitMQ | Celery | Docker | Git | JWT Authentication | API Security | Performance Optimization | Caching | Database Indexing | Insurance Domain | Technical Business Analytics | CI/CD | Ubuntu Linux | Cloud Deployment | Linux/VPS Deployment | Agile</w:t>
+        <w:t>Python | Go | Actuarial Systems | Microservices | System Design | Django | Django REST Framework | FastAPI | Flask | Quart | Gin | PostgreSQL | REST API | GraphQL | WebSockets | Redis | RabbitMQ | Celery | Docker | Git | JWT Authentication | API Security | Performance Optimization | Caching | Database Indexing | Insurance Domain | Technical Business Analytics | CI/CD | Ubuntu Linux | Cloud Deployment | Linux/VPS Deployment | Agile</w:t>
       </w:r>
     </w:p>
     <w:p>
@@ -2230,7 +2198,6 @@
       <w:pPr>
         <w:pStyle w:val="BodyText"/>
       </w:pPr>
-      <w:proofErr w:type="spellStart"/>
       <w:r>
         <w:rPr>
           <w:rStyle w:val="BodyTextChar"/>
@@ -2239,7 +2206,6 @@
         </w:rPr>
         <w:t>ConsTell</w:t>
       </w:r>
-      <w:proofErr w:type="spellEnd"/>
       <w:r>
         <w:rPr>
           <w:rStyle w:val="BodyTextChar"/>
@@ -2275,23 +2241,7 @@
           <w:b/>
           <w:bCs/>
         </w:rPr>
-        <w:t xml:space="preserve">Demo: </w:t>
-      </w:r>
-      <w:proofErr w:type="spellStart"/>
-      <w:r>
-        <w:rPr>
-          <w:b/>
-          <w:bCs/>
-        </w:rPr>
-        <w:t>SampleUser</w:t>
-      </w:r>
-      <w:proofErr w:type="spellEnd"/>
-      <w:r>
-        <w:rPr>
-          <w:b/>
-          <w:bCs/>
-        </w:rPr>
-        <w:t xml:space="preserve"> / Sample@211</w:t>
+        <w:t>Demo: SampleUser / Sample@211</w:t>
       </w:r>
     </w:p>
     <w:p>
@@ -2526,13 +2476,8 @@
       <w:r>
         <w:t xml:space="preserve">) - </w:t>
       </w:r>
-      <w:proofErr w:type="spellStart"/>
-      <w:r>
-        <w:t>FastAPI</w:t>
-      </w:r>
-      <w:proofErr w:type="spellEnd"/>
-      <w:r>
-        <w:t xml:space="preserve"> RESTful service managing the full user lifecycle—registration, deletion, and forgot-password flows—with </w:t>
+      <w:r>
+        <w:t xml:space="preserve">FastAPI RESTful service managing the full user lifecycle—registration, deletion, and forgot-password flows—with </w:t>
       </w:r>
       <w:r>
         <w:rPr>
@@ -2544,7 +2489,6 @@
       <w:r>
         <w:t xml:space="preserve">, </w:t>
       </w:r>
-      <w:proofErr w:type="spellStart"/>
       <w:r>
         <w:rPr>
           <w:b/>
@@ -2552,11 +2496,9 @@
         </w:rPr>
         <w:t>Pydantic</w:t>
       </w:r>
-      <w:proofErr w:type="spellEnd"/>
       <w:r>
         <w:t xml:space="preserve"> validation, and </w:t>
       </w:r>
-      <w:proofErr w:type="spellStart"/>
       <w:r>
         <w:rPr>
           <w:b/>
@@ -2564,7 +2506,6 @@
         </w:rPr>
         <w:t>Aerich</w:t>
       </w:r>
-      <w:proofErr w:type="spellEnd"/>
       <w:r>
         <w:t xml:space="preserve"> for schema migrations.</w:t>
       </w:r>
@@ -2602,15 +2543,7 @@
         <w:t xml:space="preserve">) - </w:t>
       </w:r>
       <w:r>
-        <w:t>Flask/</w:t>
-      </w:r>
-      <w:proofErr w:type="spellStart"/>
-      <w:r>
-        <w:t>GraphQL</w:t>
-      </w:r>
-      <w:proofErr w:type="spellEnd"/>
-      <w:r>
-        <w:t xml:space="preserve"> profile service using </w:t>
+        <w:t xml:space="preserve">Flask/GraphQL profile service using </w:t>
       </w:r>
       <w:r>
         <w:rPr>
@@ -2673,7 +2606,6 @@
       <w:r>
         <w:t xml:space="preserve">Gin) service using </w:t>
       </w:r>
-      <w:proofErr w:type="spellStart"/>
       <w:r>
         <w:rPr>
           <w:b/>
@@ -2681,7 +2613,6 @@
         </w:rPr>
         <w:t>WebSockets</w:t>
       </w:r>
-      <w:proofErr w:type="spellEnd"/>
       <w:r>
         <w:t xml:space="preserve"> and </w:t>
       </w:r>
@@ -2815,15 +2746,7 @@
         <w:t>Llama-3.1-8b-instant</w:t>
       </w:r>
       <w:r>
-        <w:t xml:space="preserve"> via </w:t>
-      </w:r>
-      <w:proofErr w:type="spellStart"/>
-      <w:r>
-        <w:t>Groq</w:t>
-      </w:r>
-      <w:proofErr w:type="spellEnd"/>
-      <w:r>
-        <w:t xml:space="preserve">, delivering </w:t>
+        <w:t xml:space="preserve"> via Groq, delivering </w:t>
       </w:r>
       <w:r>
         <w:rPr>
@@ -4460,25 +4383,14 @@
         </w:rPr>
         <w:t>DRF Spectacular (</w:t>
       </w:r>
-      <w:proofErr w:type="spellStart"/>
-      <w:r>
-        <w:rPr>
-          <w:b/>
-          <w:bCs/>
-          <w:sz w:val="20"/>
-          <w:szCs w:val="20"/>
-        </w:rPr>
-        <w:t>OpenAPI</w:t>
-      </w:r>
-      <w:proofErr w:type="spellEnd"/>
-      <w:r>
-        <w:rPr>
-          <w:b/>
-          <w:bCs/>
-          <w:sz w:val="20"/>
-          <w:szCs w:val="20"/>
-        </w:rPr>
-        <w:t xml:space="preserve"> v3</w:t>
+      <w:r>
+        <w:rPr>
+          <w:b/>
+          <w:bCs/>
+          <w:sz w:val="20"/>
+          <w:szCs w:val="20"/>
+        </w:rPr>
+        <w:t>OpenAPI v3</w:t>
       </w:r>
       <w:r>
         <w:rPr>

--- a/public/Balachandar_M_Resume.docx
+++ b/public/Balachandar_M_Resume.docx
@@ -4,35 +4,54 @@
   <w:body>
     <w:p>
       <w:pPr>
-        <w:pStyle w:val="Heading1"/>
-        <w:rPr>
-          <w:spacing w:val="-10"/>
-          <w:sz w:val="60"/>
-          <w:szCs w:val="60"/>
+        <w:pStyle w:val="Title"/>
+        <w:jc w:val="right"/>
+        <w:rPr>
+          <w:rFonts w:ascii="Times New Roman" w:hAnsi="Times New Roman" w:cs="Times New Roman"/>
+          <w:b/>
+          <w:bCs/>
+          <w:i/>
+          <w:iCs/>
+          <w:sz w:val="72"/>
+          <w:szCs w:val="72"/>
         </w:rPr>
       </w:pPr>
       <w:bookmarkStart w:id="0" w:name="Balachandar_M"/>
       <w:bookmarkEnd w:id="0"/>
       <w:r>
         <w:rPr>
-          <w:sz w:val="60"/>
-          <w:szCs w:val="60"/>
+          <w:rFonts w:ascii="Times New Roman" w:hAnsi="Times New Roman" w:cs="Times New Roman"/>
+          <w:b/>
+          <w:bCs/>
+          <w:i/>
+          <w:iCs/>
+          <w:sz w:val="72"/>
+          <w:szCs w:val="72"/>
         </w:rPr>
         <w:t>Balachandar</w:t>
       </w:r>
       <w:r>
         <w:rPr>
+          <w:rFonts w:ascii="Times New Roman" w:hAnsi="Times New Roman" w:cs="Times New Roman"/>
+          <w:b/>
+          <w:bCs/>
+          <w:i/>
+          <w:iCs/>
           <w:spacing w:val="-21"/>
-          <w:sz w:val="60"/>
-          <w:szCs w:val="60"/>
-        </w:rPr>
-        <w:t xml:space="preserve"> </w:t>
-      </w:r>
-      <w:r>
-        <w:rPr>
-          <w:spacing w:val="-10"/>
-          <w:sz w:val="60"/>
-          <w:szCs w:val="60"/>
+          <w:sz w:val="72"/>
+          <w:szCs w:val="72"/>
+        </w:rPr>
+        <w:t xml:space="preserve"> </w:t>
+      </w:r>
+      <w:r>
+        <w:rPr>
+          <w:rFonts w:ascii="Times New Roman" w:hAnsi="Times New Roman" w:cs="Times New Roman"/>
+          <w:b/>
+          <w:bCs/>
+          <w:i/>
+          <w:iCs/>
+          <w:sz w:val="72"/>
+          <w:szCs w:val="72"/>
         </w:rPr>
         <w:t>M</w:t>
       </w:r>
@@ -41,91 +60,106 @@
     </w:p>
     <w:p>
       <w:pPr>
-        <w:pStyle w:val="Heading1"/>
-        <w:rPr>
+        <w:pStyle w:val="BodyText"/>
+        <w:jc w:val="right"/>
+        <w:rPr>
+          <w:b/>
+          <w:bCs/>
+          <w:i/>
+          <w:iCs/>
           <w:spacing w:val="-10"/>
-          <w:sz w:val="60"/>
-          <w:szCs w:val="60"/>
-        </w:rPr>
-      </w:pPr>
-      <w:r>
-        <w:rPr>
-          <w:sz w:val="24"/>
-          <w:szCs w:val="24"/>
-        </w:rPr>
-        <w:t>Module</w:t>
-      </w:r>
-      <w:r>
-        <w:rPr>
-          <w:spacing w:val="-7"/>
-          <w:sz w:val="24"/>
-          <w:szCs w:val="24"/>
-        </w:rPr>
-        <w:t xml:space="preserve"> </w:t>
-      </w:r>
-      <w:r>
-        <w:rPr>
-          <w:sz w:val="24"/>
-          <w:szCs w:val="24"/>
-        </w:rPr>
-        <w:t>Lead,</w:t>
-      </w:r>
-      <w:r>
-        <w:rPr>
+          <w:sz w:val="28"/>
+          <w:szCs w:val="28"/>
+        </w:rPr>
+      </w:pPr>
+      <w:r>
+        <w:rPr>
+          <w:b/>
+          <w:bCs/>
+          <w:i/>
+          <w:iCs/>
+          <w:sz w:val="28"/>
+          <w:szCs w:val="28"/>
+        </w:rPr>
+        <w:t>Senior Backend Developer,</w:t>
+      </w:r>
+      <w:r>
+        <w:rPr>
+          <w:b/>
+          <w:bCs/>
+          <w:i/>
+          <w:iCs/>
           <w:spacing w:val="-4"/>
-          <w:sz w:val="24"/>
-          <w:szCs w:val="24"/>
-        </w:rPr>
-        <w:t xml:space="preserve"> </w:t>
-      </w:r>
-      <w:r>
-        <w:rPr>
-          <w:sz w:val="24"/>
-          <w:szCs w:val="24"/>
+          <w:sz w:val="28"/>
+          <w:szCs w:val="28"/>
+        </w:rPr>
+        <w:t xml:space="preserve"> </w:t>
+      </w:r>
+      <w:r>
+        <w:rPr>
+          <w:b/>
+          <w:bCs/>
+          <w:i/>
+          <w:iCs/>
+          <w:sz w:val="28"/>
+          <w:szCs w:val="28"/>
         </w:rPr>
         <w:t>Tata</w:t>
       </w:r>
       <w:r>
         <w:rPr>
+          <w:b/>
+          <w:bCs/>
+          <w:i/>
+          <w:iCs/>
           <w:spacing w:val="-11"/>
-          <w:sz w:val="24"/>
-          <w:szCs w:val="24"/>
-        </w:rPr>
-        <w:t xml:space="preserve"> </w:t>
-      </w:r>
-      <w:r>
-        <w:rPr>
-          <w:sz w:val="24"/>
-          <w:szCs w:val="24"/>
+          <w:sz w:val="28"/>
+          <w:szCs w:val="28"/>
+        </w:rPr>
+        <w:t xml:space="preserve"> </w:t>
+      </w:r>
+      <w:r>
+        <w:rPr>
+          <w:b/>
+          <w:bCs/>
+          <w:i/>
+          <w:iCs/>
+          <w:sz w:val="28"/>
+          <w:szCs w:val="28"/>
         </w:rPr>
         <w:t>Consultancy</w:t>
       </w:r>
       <w:r>
         <w:rPr>
+          <w:b/>
+          <w:bCs/>
+          <w:i/>
+          <w:iCs/>
           <w:spacing w:val="-11"/>
-          <w:sz w:val="24"/>
-          <w:szCs w:val="24"/>
-        </w:rPr>
-        <w:t xml:space="preserve"> </w:t>
-      </w:r>
-      <w:r>
-        <w:rPr>
-          <w:sz w:val="24"/>
-          <w:szCs w:val="24"/>
+          <w:sz w:val="28"/>
+          <w:szCs w:val="28"/>
+        </w:rPr>
+        <w:t xml:space="preserve"> </w:t>
+      </w:r>
+      <w:r>
+        <w:rPr>
+          <w:b/>
+          <w:bCs/>
+          <w:i/>
+          <w:iCs/>
+          <w:sz w:val="28"/>
+          <w:szCs w:val="28"/>
         </w:rPr>
         <w:t>Services</w:t>
       </w:r>
     </w:p>
     <w:p>
       <w:pPr>
-        <w:spacing w:before="59" w:line="276" w:lineRule="auto"/>
-        <w:ind w:right="349"/>
+        <w:pStyle w:val="BodyText"/>
         <w:jc w:val="right"/>
         <w:rPr>
           <w:i/>
           <w:spacing w:val="-1"/>
-          <w:sz w:val="20"/>
-          <w:szCs w:val="20"/>
         </w:rPr>
       </w:pPr>
       <w:hyperlink r:id="rId5" w:history="1">
@@ -133,8 +167,6 @@
           <w:rPr>
             <w:rStyle w:val="Hyperlink"/>
             <w:i/>
-            <w:sz w:val="20"/>
-            <w:szCs w:val="20"/>
           </w:rPr>
           <w:t>balachandarspl@gmail.com</w:t>
         </w:r>
@@ -142,8 +174,6 @@
       <w:r>
         <w:rPr>
           <w:i/>
-          <w:sz w:val="20"/>
-          <w:szCs w:val="20"/>
         </w:rPr>
         <w:t xml:space="preserve"> | </w:t>
       </w:r>
@@ -153,8 +183,6 @@
             <w:rStyle w:val="Hyperlink"/>
             <w:i/>
             <w:spacing w:val="-1"/>
-            <w:sz w:val="20"/>
-            <w:szCs w:val="20"/>
           </w:rPr>
           <w:t>linkedin.com/in/balachandar-m-0421a9178</w:t>
         </w:r>
@@ -162,14 +190,11 @@
     </w:p>
     <w:p>
       <w:pPr>
-        <w:spacing w:before="59" w:line="276" w:lineRule="auto"/>
-        <w:ind w:right="349"/>
+        <w:pStyle w:val="BodyText"/>
         <w:jc w:val="right"/>
         <w:rPr>
           <w:i/>
           <w:iCs/>
-          <w:sz w:val="24"/>
-          <w:szCs w:val="24"/>
         </w:rPr>
       </w:pPr>
       <w:hyperlink r:id="rId7" w:history="1">
@@ -178,8 +203,6 @@
             <w:rStyle w:val="Hyperlink"/>
             <w:i/>
             <w:spacing w:val="-1"/>
-            <w:sz w:val="20"/>
-            <w:szCs w:val="20"/>
           </w:rPr>
           <w:t>github.com/Balachandar211</w:t>
         </w:r>
@@ -200,19 +223,12 @@
     </w:p>
     <w:p>
       <w:pPr>
-        <w:spacing w:before="59" w:line="276" w:lineRule="auto"/>
-        <w:ind w:right="349"/>
+        <w:pStyle w:val="BodyText"/>
         <w:jc w:val="right"/>
-        <w:rPr>
-          <w:sz w:val="24"/>
-          <w:szCs w:val="24"/>
-        </w:rPr>
       </w:pPr>
       <w:r>
         <w:rPr>
           <w:i/>
-          <w:sz w:val="20"/>
-          <w:szCs w:val="20"/>
         </w:rPr>
         <w:t>Chennai,</w:t>
       </w:r>
@@ -220,16 +236,12 @@
         <w:rPr>
           <w:i/>
           <w:spacing w:val="-7"/>
-          <w:sz w:val="20"/>
-          <w:szCs w:val="20"/>
         </w:rPr>
         <w:t xml:space="preserve"> </w:t>
       </w:r>
       <w:r>
         <w:rPr>
           <w:i/>
-          <w:sz w:val="20"/>
-          <w:szCs w:val="20"/>
         </w:rPr>
         <w:t>Tamil</w:t>
       </w:r>
@@ -237,57 +249,49 @@
         <w:rPr>
           <w:i/>
           <w:spacing w:val="-5"/>
-          <w:sz w:val="20"/>
-          <w:szCs w:val="20"/>
         </w:rPr>
         <w:t xml:space="preserve"> </w:t>
       </w:r>
       <w:r>
         <w:rPr>
           <w:i/>
-          <w:sz w:val="20"/>
-          <w:szCs w:val="20"/>
         </w:rPr>
         <w:t>Nadu, I</w:t>
       </w:r>
       <w:r>
         <w:rPr>
           <w:i/>
-          <w:sz w:val="20"/>
-          <w:szCs w:val="20"/>
         </w:rPr>
         <w:t>ndia</w:t>
+      </w:r>
+      <w:r>
+        <w:rPr>
+          <w:i/>
+        </w:rPr>
+        <w:t xml:space="preserve"> – 600077</w:t>
       </w:r>
       <w:r>
         <w:rPr>
           <w:i/>
           <w:spacing w:val="-7"/>
-          <w:sz w:val="20"/>
-          <w:szCs w:val="20"/>
         </w:rPr>
         <w:t xml:space="preserve"> </w:t>
       </w:r>
       <w:r>
         <w:rPr>
           <w:i/>
-          <w:sz w:val="20"/>
-          <w:szCs w:val="20"/>
         </w:rPr>
         <w:t xml:space="preserve">| </w:t>
       </w:r>
       <w:r>
         <w:rPr>
           <w:i/>
-          <w:sz w:val="20"/>
-          <w:szCs w:val="20"/>
         </w:rPr>
         <w:t>+91</w:t>
       </w:r>
       <w:r>
         <w:rPr>
           <w:i/>
-          <w:sz w:val="20"/>
-          <w:szCs w:val="20"/>
         </w:rPr>
         <w:t xml:space="preserve"> </w:t>
       </w:r>
@@ -295,8 +299,6 @@
         <w:rPr>
           <w:i/>
           <w:spacing w:val="-2"/>
-          <w:sz w:val="20"/>
-          <w:szCs w:val="20"/>
         </w:rPr>
         <w:t>79048</w:t>
       </w:r>
@@ -304,8 +306,6 @@
         <w:rPr>
           <w:i/>
           <w:spacing w:val="-2"/>
-          <w:sz w:val="20"/>
-          <w:szCs w:val="20"/>
         </w:rPr>
         <w:t xml:space="preserve"> </w:t>
       </w:r>
@@ -313,8 +313,6 @@
         <w:rPr>
           <w:i/>
           <w:spacing w:val="-2"/>
-          <w:sz w:val="20"/>
-          <w:szCs w:val="20"/>
         </w:rPr>
         <w:t>80893</w:t>
       </w:r>
@@ -334,6 +332,7 @@
     <w:p>
       <w:pPr>
         <w:pStyle w:val="Heading2"/>
+        <w:jc w:val="both"/>
       </w:pPr>
       <w:r>
         <w:t>Professional Summary</w:t>
@@ -345,7 +344,7 @@
         <w:spacing w:before="42"/>
         <w:jc w:val="both"/>
         <w:rPr>
-          <w:i/>
+          <w:iCs/>
         </w:rPr>
       </w:pPr>
     </w:p>
@@ -360,46 +359,34 @@
           <w:b/>
           <w:bCs/>
         </w:rPr>
-        <w:t>Module Lead</w:t>
-      </w:r>
-      <w:r>
-        <w:t xml:space="preserve"> and </w:t>
-      </w:r>
-      <w:r>
-        <w:rPr>
-          <w:b/>
-          <w:bCs/>
-        </w:rPr>
-        <w:t>Backend Engineer</w:t>
-      </w:r>
-      <w:r>
-        <w:t xml:space="preserve"> with 3.</w:t>
-      </w:r>
-      <w:r>
-        <w:t>5</w:t>
-      </w:r>
-      <w:r>
-        <w:t xml:space="preserve">+ years of experience owning end-to-end delivery of complex backend and actuarial systems in Python and Go. </w:t>
-      </w:r>
-      <w:r>
-        <w:rPr>
-          <w:b/>
-          <w:bCs/>
-        </w:rPr>
-        <w:t>Led a team of 5</w:t>
-      </w:r>
-      <w:r>
-        <w:t xml:space="preserve"> engineers, </w:t>
-      </w:r>
-      <w:r>
-        <w:rPr>
-          <w:b/>
-          <w:bCs/>
-        </w:rPr>
-        <w:t>reduced critical defects by 60%,</w:t>
-      </w:r>
-      <w:r>
-        <w:t xml:space="preserve"> and drove three major platform migrations. Combines deep technical expertise in </w:t>
+        <w:t xml:space="preserve">Senior Backend </w:t>
+      </w:r>
+      <w:r>
+        <w:rPr>
+          <w:b/>
+          <w:bCs/>
+        </w:rPr>
+        <w:t>Developer</w:t>
+      </w:r>
+      <w:r>
+        <w:rPr>
+          <w:b/>
+          <w:bCs/>
+        </w:rPr>
+        <w:t xml:space="preserve"> </w:t>
+      </w:r>
+      <w:r>
+        <w:t xml:space="preserve">with 3.5+ years of experience owning the end-to-end architecture and delivery of complex computation and backend systems in Python and Go. Drove </w:t>
+      </w:r>
+      <w:r>
+        <w:rPr>
+          <w:b/>
+          <w:bCs/>
+        </w:rPr>
+        <w:t>three major platform migrations</w:t>
+      </w:r>
+      <w:r>
+        <w:t xml:space="preserve"> and elevated overall system reliability, successfully reducing critical defects by 60%. Combines deep technical expertise in </w:t>
       </w:r>
       <w:r>
         <w:rPr>
@@ -409,17 +396,27 @@
         <w:t>microservices</w:t>
       </w:r>
       <w:r>
-        <w:t xml:space="preserve">, Redis, and JWT-based authentication with </w:t>
-      </w:r>
-      <w:r>
-        <w:rPr>
-          <w:b/>
-          <w:bCs/>
-        </w:rPr>
-        <w:t>hands-on leadership</w:t>
-      </w:r>
-      <w:r>
-        <w:t xml:space="preserve"> — consistently delivering sprint commitments and translating dense technical requirements into measurable business outcomes.</w:t>
+        <w:t xml:space="preserve">, Redis, and JWT-based authentication with strong </w:t>
+      </w:r>
+      <w:r>
+        <w:rPr>
+          <w:b/>
+          <w:bCs/>
+        </w:rPr>
+        <w:t>technical mentorship</w:t>
+      </w:r>
+      <w:r>
+        <w:t xml:space="preserve">, consistently translating dense technical requirements into </w:t>
+      </w:r>
+      <w:r>
+        <w:rPr>
+          <w:b/>
+          <w:bCs/>
+        </w:rPr>
+        <w:t>scalable</w:t>
+      </w:r>
+      <w:r>
+        <w:t>, measurable business outcomes.</w:t>
       </w:r>
     </w:p>
     <w:p>
@@ -479,40 +476,22 @@
           <w:sz w:val="20"/>
           <w:szCs w:val="20"/>
         </w:rPr>
-        <w:t>Module</w:t>
-      </w:r>
-      <w:r>
-        <w:rPr>
-          <w:b/>
-          <w:spacing w:val="-8"/>
-          <w:sz w:val="20"/>
-          <w:szCs w:val="20"/>
-        </w:rPr>
-        <w:t xml:space="preserve"> </w:t>
-      </w:r>
-      <w:r>
-        <w:rPr>
-          <w:b/>
-          <w:spacing w:val="-4"/>
-          <w:sz w:val="20"/>
-          <w:szCs w:val="20"/>
-        </w:rPr>
-        <w:t>Lead</w:t>
-      </w:r>
-      <w:r>
-        <w:rPr>
-          <w:b/>
-          <w:sz w:val="20"/>
-          <w:szCs w:val="20"/>
-        </w:rPr>
-        <w:tab/>
-      </w:r>
-      <w:r>
-        <w:rPr>
-          <w:sz w:val="20"/>
-          <w:szCs w:val="20"/>
-        </w:rPr>
-        <w:t>July</w:t>
+        <w:t xml:space="preserve">Senior Backend Developer   </w:t>
+      </w:r>
+      <w:r>
+        <w:rPr>
+          <w:bCs/>
+          <w:sz w:val="20"/>
+          <w:szCs w:val="20"/>
+        </w:rPr>
+        <w:t>Ju</w:t>
+      </w:r>
+      <w:r>
+        <w:rPr>
+          <w:sz w:val="20"/>
+          <w:szCs w:val="20"/>
+        </w:rPr>
+        <w:t>ly</w:t>
       </w:r>
       <w:r>
         <w:rPr>
@@ -653,49 +632,68 @@
         <w:pStyle w:val="NoSpacing"/>
         <w:numPr>
           <w:ilvl w:val="0"/>
-          <w:numId w:val="12"/>
+          <w:numId w:val="19"/>
         </w:numPr>
-        <w:rPr>
-          <w:sz w:val="20"/>
-          <w:szCs w:val="20"/>
-          <w:lang w:val="en-IN"/>
-        </w:rPr>
-      </w:pPr>
-      <w:r>
-        <w:rPr>
-          <w:b/>
-          <w:bCs/>
-          <w:sz w:val="20"/>
-          <w:szCs w:val="20"/>
-          <w:lang w:val="en-IN"/>
-        </w:rPr>
-        <w:t>Led and mentored a team of 5 engineers</w:t>
-      </w:r>
-      <w:r>
-        <w:rPr>
-          <w:sz w:val="20"/>
-          <w:szCs w:val="20"/>
-          <w:lang w:val="en-IN"/>
-        </w:rPr>
-        <w:t xml:space="preserve"> in designing and delivering high-fidelity actuarial computation systems; established a culture of precision that increased code quality by </w:t>
-      </w:r>
-      <w:r>
-        <w:rPr>
-          <w:b/>
-          <w:bCs/>
-          <w:sz w:val="20"/>
-          <w:szCs w:val="20"/>
-          <w:lang w:val="en-IN"/>
-        </w:rPr>
-        <w:t>25%</w:t>
-      </w:r>
-      <w:r>
-        <w:rPr>
-          <w:sz w:val="20"/>
-          <w:szCs w:val="20"/>
-          <w:lang w:val="en-IN"/>
-        </w:rPr>
-        <w:t xml:space="preserve"> through structured reviews and enforced domain-specific validation standards.</w:t>
+        <w:jc w:val="both"/>
+        <w:rPr>
+          <w:sz w:val="20"/>
+          <w:szCs w:val="20"/>
+          <w:lang w:val="en-IN"/>
+        </w:rPr>
+      </w:pPr>
+      <w:r>
+        <w:rPr>
+          <w:b/>
+          <w:bCs/>
+          <w:sz w:val="20"/>
+          <w:szCs w:val="20"/>
+          <w:lang w:val="en-IN"/>
+        </w:rPr>
+        <w:t>Spearheaded the technical delivery</w:t>
+      </w:r>
+      <w:r>
+        <w:rPr>
+          <w:sz w:val="20"/>
+          <w:szCs w:val="20"/>
+          <w:lang w:val="en-IN"/>
+        </w:rPr>
+        <w:t xml:space="preserve"> of high-fidelity financial computation engines, mentoring a team of </w:t>
+      </w:r>
+      <w:r>
+        <w:rPr>
+          <w:b/>
+          <w:bCs/>
+          <w:sz w:val="20"/>
+          <w:szCs w:val="20"/>
+          <w:lang w:val="en-IN"/>
+        </w:rPr>
+        <w:t>5 developers</w:t>
+      </w:r>
+      <w:r>
+        <w:rPr>
+          <w:sz w:val="20"/>
+          <w:szCs w:val="20"/>
+          <w:lang w:val="en-IN"/>
+        </w:rPr>
+        <w:t xml:space="preserve"> through rigorous code reviews that reduced accumulated technical debt by </w:t>
+      </w:r>
+      <w:r>
+        <w:rPr>
+          <w:b/>
+          <w:bCs/>
+          <w:sz w:val="20"/>
+          <w:szCs w:val="20"/>
+          <w:lang w:val="en-IN"/>
+        </w:rPr>
+        <w:t>30%</w:t>
+      </w:r>
+      <w:r>
+        <w:rPr>
+          <w:sz w:val="20"/>
+          <w:szCs w:val="20"/>
+          <w:lang w:val="en-IN"/>
+        </w:rPr>
+        <w:t xml:space="preserve"> and ensured the algorithmic accuracy of complex data models.</w:t>
       </w:r>
     </w:p>
     <w:p>
@@ -703,41 +701,42 @@
         <w:pStyle w:val="NoSpacing"/>
         <w:numPr>
           <w:ilvl w:val="0"/>
-          <w:numId w:val="12"/>
+          <w:numId w:val="19"/>
         </w:numPr>
-        <w:rPr>
-          <w:sz w:val="20"/>
-          <w:szCs w:val="20"/>
-          <w:lang w:val="en-IN"/>
-        </w:rPr>
-      </w:pPr>
-      <w:r>
-        <w:rPr>
-          <w:b/>
-          <w:bCs/>
-          <w:sz w:val="20"/>
-          <w:szCs w:val="20"/>
-          <w:lang w:val="en-IN"/>
-        </w:rPr>
-        <w:t>Owned end-to-end project planning and sprint governance</w:t>
-      </w:r>
-      <w:r>
-        <w:rPr>
-          <w:sz w:val="20"/>
-          <w:szCs w:val="20"/>
-          <w:lang w:val="en-IN"/>
-        </w:rPr>
-        <w:t xml:space="preserve"> for the actuarial module, decomposing dense mathematical specs into testable stories; reduced requirement ambiguity and shortened feedback cycles by </w:t>
-      </w:r>
-      <w:r>
-        <w:rPr>
-          <w:b/>
-          <w:bCs/>
-          <w:sz w:val="20"/>
-          <w:szCs w:val="20"/>
-          <w:lang w:val="en-IN"/>
-        </w:rPr>
-        <w:t>40%</w:t>
+        <w:jc w:val="both"/>
+        <w:rPr>
+          <w:sz w:val="20"/>
+          <w:szCs w:val="20"/>
+          <w:lang w:val="en-IN"/>
+        </w:rPr>
+      </w:pPr>
+      <w:r>
+        <w:rPr>
+          <w:b/>
+          <w:bCs/>
+          <w:sz w:val="20"/>
+          <w:szCs w:val="20"/>
+          <w:lang w:val="en-IN"/>
+        </w:rPr>
+        <w:t>Owned technical scoping and system architecture</w:t>
+      </w:r>
+      <w:r>
+        <w:rPr>
+          <w:sz w:val="20"/>
+          <w:szCs w:val="20"/>
+          <w:lang w:val="en-IN"/>
+        </w:rPr>
+        <w:t xml:space="preserve"> for the calculation module, collaborating with domain experts to translate dense mathematical requirements into scalable backend sprints, which accelerated new feature time-to-market by </w:t>
+      </w:r>
+      <w:r>
+        <w:rPr>
+          <w:b/>
+          <w:bCs/>
+          <w:sz w:val="20"/>
+          <w:szCs w:val="20"/>
+          <w:lang w:val="en-IN"/>
+        </w:rPr>
+        <w:t>25%</w:t>
       </w:r>
       <w:r>
         <w:rPr>
@@ -753,23 +752,42 @@
         <w:pStyle w:val="NoSpacing"/>
         <w:numPr>
           <w:ilvl w:val="0"/>
-          <w:numId w:val="12"/>
+          <w:numId w:val="19"/>
         </w:numPr>
-        <w:rPr>
-          <w:sz w:val="20"/>
-          <w:szCs w:val="20"/>
-          <w:lang w:val="en-IN"/>
-        </w:rPr>
-      </w:pPr>
-      <w:r>
-        <w:rPr>
-          <w:b/>
-          <w:bCs/>
-          <w:sz w:val="20"/>
-          <w:szCs w:val="20"/>
-          <w:lang w:val="en-IN"/>
-        </w:rPr>
-        <w:t>Maintained zero team escalations</w:t>
+        <w:jc w:val="both"/>
+        <w:rPr>
+          <w:sz w:val="20"/>
+          <w:szCs w:val="20"/>
+          <w:lang w:val="en-IN"/>
+        </w:rPr>
+      </w:pPr>
+      <w:r>
+        <w:rPr>
+          <w:b/>
+          <w:bCs/>
+          <w:sz w:val="20"/>
+          <w:szCs w:val="20"/>
+          <w:lang w:val="en-IN"/>
+        </w:rPr>
+        <w:t>Ensured highly reliable release cycles</w:t>
+      </w:r>
+      <w:r>
+        <w:rPr>
+          <w:sz w:val="20"/>
+          <w:szCs w:val="20"/>
+          <w:lang w:val="en-IN"/>
+        </w:rPr>
+        <w:t xml:space="preserve"> and consistent on-time delivery by implementing automated validation gates and proactive risk frameworks, achieving </w:t>
+      </w:r>
+      <w:r>
+        <w:rPr>
+          <w:b/>
+          <w:bCs/>
+          <w:sz w:val="20"/>
+          <w:szCs w:val="20"/>
+          <w:lang w:val="en-IN"/>
+        </w:rPr>
+        <w:t>zero production incidents</w:t>
       </w:r>
       <w:r>
         <w:rPr>
@@ -787,33 +805,33 @@
           <w:szCs w:val="20"/>
           <w:lang w:val="en-IN"/>
         </w:rPr>
-        <w:t>three</w:t>
-      </w:r>
-      <w:r>
-        <w:rPr>
-          <w:sz w:val="20"/>
-          <w:szCs w:val="20"/>
-          <w:lang w:val="en-IN"/>
-        </w:rPr>
-        <w:t xml:space="preserve"> delivery cycles by implementing early-warning risk frameworks and pre-production validation gates, preventing an estimated </w:t>
-      </w:r>
-      <w:r>
-        <w:rPr>
-          <w:b/>
-          <w:bCs/>
-          <w:sz w:val="20"/>
-          <w:szCs w:val="20"/>
-          <w:lang w:val="en-IN"/>
-        </w:rPr>
-        <w:t>60%</w:t>
-      </w:r>
-      <w:r>
-        <w:rPr>
-          <w:sz w:val="20"/>
-          <w:szCs w:val="20"/>
-          <w:lang w:val="en-IN"/>
-        </w:rPr>
-        <w:t xml:space="preserve"> of critical calculation defects from reaching live environments.</w:t>
+        <w:t>4</w:t>
+      </w:r>
+      <w:r>
+        <w:rPr>
+          <w:sz w:val="20"/>
+          <w:szCs w:val="20"/>
+          <w:lang w:val="en-IN"/>
+        </w:rPr>
+        <w:t xml:space="preserve"> major release cycles and cutting regression testing time by </w:t>
+      </w:r>
+      <w:r>
+        <w:rPr>
+          <w:b/>
+          <w:bCs/>
+          <w:sz w:val="20"/>
+          <w:szCs w:val="20"/>
+          <w:lang w:val="en-IN"/>
+        </w:rPr>
+        <w:t>40%</w:t>
+      </w:r>
+      <w:r>
+        <w:rPr>
+          <w:sz w:val="20"/>
+          <w:szCs w:val="20"/>
+          <w:lang w:val="en-IN"/>
+        </w:rPr>
+        <w:t>.</w:t>
       </w:r>
     </w:p>
     <w:p>
@@ -821,49 +839,50 @@
         <w:pStyle w:val="NoSpacing"/>
         <w:numPr>
           <w:ilvl w:val="0"/>
-          <w:numId w:val="12"/>
+          <w:numId w:val="19"/>
         </w:numPr>
-        <w:rPr>
-          <w:sz w:val="20"/>
-          <w:szCs w:val="20"/>
-          <w:lang w:val="en-IN"/>
-        </w:rPr>
-      </w:pPr>
-      <w:r>
-        <w:rPr>
-          <w:b/>
-          <w:bCs/>
-          <w:sz w:val="20"/>
-          <w:szCs w:val="20"/>
-          <w:lang w:val="en-IN"/>
-        </w:rPr>
-        <w:t>Coached and upskilled engineers</w:t>
-      </w:r>
-      <w:r>
-        <w:rPr>
-          <w:sz w:val="20"/>
-          <w:szCs w:val="20"/>
-          <w:lang w:val="en-IN"/>
-        </w:rPr>
-        <w:t xml:space="preserve"> on dissecting complex actuarial logic and performance-tuning; improved team autonomy by </w:t>
-      </w:r>
-      <w:r>
-        <w:rPr>
-          <w:b/>
-          <w:bCs/>
-          <w:sz w:val="20"/>
-          <w:szCs w:val="20"/>
-          <w:lang w:val="en-IN"/>
-        </w:rPr>
-        <w:t>35%</w:t>
-      </w:r>
-      <w:r>
-        <w:rPr>
-          <w:sz w:val="20"/>
-          <w:szCs w:val="20"/>
-          <w:lang w:val="en-IN"/>
-        </w:rPr>
-        <w:t xml:space="preserve"> and reduced senior-level intervention.</w:t>
+        <w:jc w:val="both"/>
+        <w:rPr>
+          <w:sz w:val="20"/>
+          <w:szCs w:val="20"/>
+          <w:lang w:val="en-IN"/>
+        </w:rPr>
+      </w:pPr>
+      <w:r>
+        <w:rPr>
+          <w:b/>
+          <w:bCs/>
+          <w:sz w:val="20"/>
+          <w:szCs w:val="20"/>
+          <w:lang w:val="en-IN"/>
+        </w:rPr>
+        <w:t>Acted as the primary technical mentor</w:t>
+      </w:r>
+      <w:r>
+        <w:rPr>
+          <w:sz w:val="20"/>
+          <w:szCs w:val="20"/>
+          <w:lang w:val="en-IN"/>
+        </w:rPr>
+        <w:t xml:space="preserve">, guiding the engineering team through advanced solution design and performance-tuning techniques, which empowered the team to resolve </w:t>
+      </w:r>
+      <w:r>
+        <w:rPr>
+          <w:b/>
+          <w:bCs/>
+          <w:sz w:val="20"/>
+          <w:szCs w:val="20"/>
+          <w:lang w:val="en-IN"/>
+        </w:rPr>
+        <w:t>80%</w:t>
+      </w:r>
+      <w:r>
+        <w:rPr>
+          <w:sz w:val="20"/>
+          <w:szCs w:val="20"/>
+          <w:lang w:val="en-IN"/>
+        </w:rPr>
+        <w:t xml:space="preserve"> of complex calculation bottlenecks independently without senior intervention.</w:t>
       </w:r>
     </w:p>
     <w:p>
@@ -871,87 +890,86 @@
         <w:pStyle w:val="NoSpacing"/>
         <w:numPr>
           <w:ilvl w:val="0"/>
-          <w:numId w:val="12"/>
+          <w:numId w:val="19"/>
         </w:numPr>
-        <w:rPr>
-          <w:sz w:val="20"/>
-          <w:szCs w:val="20"/>
-          <w:lang w:val="en-IN"/>
-        </w:rPr>
-      </w:pPr>
-      <w:r>
-        <w:rPr>
-          <w:b/>
-          <w:bCs/>
-          <w:sz w:val="20"/>
-          <w:szCs w:val="20"/>
-          <w:lang w:val="en-IN"/>
-        </w:rPr>
-        <w:t>Architected and executed 3 major platform migrations</w:t>
-      </w:r>
-      <w:r>
-        <w:rPr>
-          <w:sz w:val="20"/>
-          <w:szCs w:val="20"/>
-          <w:lang w:val="en-IN"/>
-        </w:rPr>
-        <w:t xml:space="preserve"> from legacy frameworks to modern architectures; delivered </w:t>
-      </w:r>
-      <w:r>
-        <w:rPr>
-          <w:b/>
-          <w:bCs/>
-          <w:sz w:val="20"/>
-          <w:szCs w:val="20"/>
-          <w:lang w:val="en-IN"/>
-        </w:rPr>
-        <w:t>100% data integrity</w:t>
-      </w:r>
-      <w:r>
-        <w:rPr>
-          <w:sz w:val="20"/>
-          <w:szCs w:val="20"/>
-          <w:lang w:val="en-IN"/>
-        </w:rPr>
-        <w:t xml:space="preserve"> and zero downtime while achieving a </w:t>
-      </w:r>
-      <w:r>
-        <w:rPr>
-          <w:b/>
-          <w:bCs/>
-          <w:sz w:val="20"/>
-          <w:szCs w:val="20"/>
-          <w:lang w:val="en-IN"/>
-        </w:rPr>
-        <w:t>2</w:t>
-      </w:r>
-      <w:r>
-        <w:rPr>
-          <w:b/>
-          <w:bCs/>
-          <w:sz w:val="20"/>
-          <w:szCs w:val="20"/>
-          <w:lang w:val="en-IN"/>
-        </w:rPr>
-        <w:t>x</w:t>
-      </w:r>
-      <w:r>
-        <w:rPr>
-          <w:b/>
-          <w:bCs/>
-          <w:sz w:val="20"/>
-          <w:szCs w:val="20"/>
-          <w:lang w:val="en-IN"/>
-        </w:rPr>
-        <w:t xml:space="preserve"> improvement in calculation speed</w:t>
-      </w:r>
-      <w:r>
-        <w:rPr>
-          <w:sz w:val="20"/>
-          <w:szCs w:val="20"/>
-          <w:lang w:val="en-IN"/>
-        </w:rPr>
-        <w:t xml:space="preserve"> through optimized algorithm design.</w:t>
+        <w:jc w:val="both"/>
+        <w:rPr>
+          <w:sz w:val="20"/>
+          <w:szCs w:val="20"/>
+          <w:lang w:val="en-IN"/>
+        </w:rPr>
+      </w:pPr>
+      <w:r>
+        <w:rPr>
+          <w:b/>
+          <w:bCs/>
+          <w:sz w:val="20"/>
+          <w:szCs w:val="20"/>
+          <w:lang w:val="en-IN"/>
+        </w:rPr>
+        <w:t>Architected and executed 3 major migrations</w:t>
+      </w:r>
+      <w:r>
+        <w:rPr>
+          <w:sz w:val="20"/>
+          <w:szCs w:val="20"/>
+          <w:lang w:val="en-IN"/>
+        </w:rPr>
+        <w:t xml:space="preserve"> from legacy calculation frameworks to modern microservice architectures, guaranteeing </w:t>
+      </w:r>
+      <w:r>
+        <w:rPr>
+          <w:b/>
+          <w:bCs/>
+          <w:sz w:val="20"/>
+          <w:szCs w:val="20"/>
+          <w:lang w:val="en-IN"/>
+        </w:rPr>
+        <w:t>100%</w:t>
+      </w:r>
+      <w:r>
+        <w:rPr>
+          <w:sz w:val="20"/>
+          <w:szCs w:val="20"/>
+          <w:lang w:val="en-IN"/>
+        </w:rPr>
+        <w:t xml:space="preserve"> data integrity for millions of records, </w:t>
+      </w:r>
+      <w:r>
+        <w:rPr>
+          <w:b/>
+          <w:bCs/>
+          <w:sz w:val="20"/>
+          <w:szCs w:val="20"/>
+          <w:lang w:val="en-IN"/>
+        </w:rPr>
+        <w:t>zero</w:t>
+      </w:r>
+      <w:r>
+        <w:rPr>
+          <w:sz w:val="20"/>
+          <w:szCs w:val="20"/>
+          <w:lang w:val="en-IN"/>
+        </w:rPr>
+        <w:t xml:space="preserve"> deployment downtime, and a </w:t>
+      </w:r>
+      <w:r>
+        <w:rPr>
+          <w:b/>
+          <w:bCs/>
+          <w:sz w:val="20"/>
+          <w:szCs w:val="20"/>
+          <w:lang w:val="en-IN"/>
+        </w:rPr>
+        <w:t>3x</w:t>
+      </w:r>
+      <w:r>
+        <w:rPr>
+          <w:sz w:val="20"/>
+          <w:szCs w:val="20"/>
+          <w:lang w:val="en-IN"/>
+        </w:rPr>
+        <w:t xml:space="preserve"> improvement in cross-service data retrieval speeds.</w:t>
       </w:r>
     </w:p>
     <w:p>
@@ -1176,6 +1194,7 @@
           <w:ilvl w:val="0"/>
           <w:numId w:val="13"/>
         </w:numPr>
+        <w:jc w:val="both"/>
         <w:rPr>
           <w:b/>
           <w:bCs/>
@@ -1253,6 +1272,7 @@
           <w:ilvl w:val="0"/>
           <w:numId w:val="13"/>
         </w:numPr>
+        <w:jc w:val="both"/>
         <w:rPr>
           <w:b/>
           <w:bCs/>
@@ -1369,6 +1389,7 @@
           <w:ilvl w:val="0"/>
           <w:numId w:val="13"/>
         </w:numPr>
+        <w:jc w:val="both"/>
         <w:rPr>
           <w:sz w:val="20"/>
           <w:szCs w:val="20"/>
@@ -1487,6 +1508,7 @@
           <w:ilvl w:val="0"/>
           <w:numId w:val="13"/>
         </w:numPr>
+        <w:jc w:val="both"/>
         <w:rPr>
           <w:sz w:val="20"/>
           <w:szCs w:val="20"/>
@@ -2113,6 +2135,7 @@
     <w:p>
       <w:pPr>
         <w:spacing w:line="278" w:lineRule="auto"/>
+        <w:ind w:left="142"/>
         <w:jc w:val="both"/>
         <w:rPr>
           <w:sz w:val="20"/>
@@ -2123,21 +2146,11 @@
     </w:p>
     <w:p>
       <w:pPr>
-        <w:spacing w:line="278" w:lineRule="auto"/>
-        <w:ind w:left="142"/>
+        <w:pStyle w:val="Heading2"/>
         <w:jc w:val="both"/>
-        <w:rPr>
-          <w:sz w:val="20"/>
-          <w:szCs w:val="20"/>
-          <w:lang w:val="en-IN"/>
-        </w:rPr>
-      </w:pPr>
-    </w:p>
-    <w:p>
-      <w:pPr>
-        <w:pStyle w:val="Heading2"/>
-      </w:pPr>
-      <w:r>
+      </w:pPr>
+      <w:r>
+        <w:lastRenderedPageBreak/>
         <w:t>Skills</w:t>
       </w:r>
     </w:p>
@@ -2166,7 +2179,31 @@
         <w:rPr>
           <w:lang w:val="en-IN"/>
         </w:rPr>
-        <w:t>Python | Go | Actuarial Systems | Microservices | System Design | Django | Django REST Framework | FastAPI | Flask | Quart | Gin | PostgreSQL | REST API | GraphQL | WebSockets | Redis | RabbitMQ | Celery | Docker | Git | JWT Authentication | API Security | Performance Optimization | Caching | Database Indexing | Insurance Domain | Technical Business Analytics | CI/CD | Ubuntu Linux | Cloud Deployment | Linux/VPS Deployment | Agile</w:t>
+        <w:t>Python | Go | Actuarial Systems | Microservices | System Design | Django | Django REST Framework | FastAPI |</w:t>
+      </w:r>
+      <w:r>
+        <w:rPr>
+          <w:lang w:val="en-IN"/>
+        </w:rPr>
+        <w:t xml:space="preserve"> </w:t>
+      </w:r>
+      <w:r>
+        <w:rPr>
+          <w:lang w:val="en-IN"/>
+        </w:rPr>
+        <w:t xml:space="preserve">Flask | Quart | Gin | PostgreSQL | REST API | </w:t>
+      </w:r>
+      <w:r>
+        <w:rPr>
+          <w:lang w:val="en-IN"/>
+        </w:rPr>
+        <w:t xml:space="preserve">Generative AI | Prompt Engineering | </w:t>
+      </w:r>
+      <w:r>
+        <w:rPr>
+          <w:lang w:val="en-IN"/>
+        </w:rPr>
+        <w:t>GraphQL | WebSockets | Redis | RabbitMQ | Celery | Docker | Git | JWT Authentication | API Security | Performance Optimization | Caching | Database Indexing | Insurance Domain | Technical Business Analytics | CI/CD | Ubuntu Linux | Cloud Deployment | Linux/VPS Deployment | Agile</w:t>
       </w:r>
     </w:p>
     <w:p>
@@ -2193,10 +2230,15 @@
         <w:t>Projects</w:t>
       </w:r>
     </w:p>
-    <w:p/>
     <w:p>
       <w:pPr>
+        <w:jc w:val="both"/>
+      </w:pPr>
+    </w:p>
+    <w:p>
+      <w:pPr>
         <w:pStyle w:val="BodyText"/>
+        <w:jc w:val="both"/>
       </w:pPr>
       <w:r>
         <w:rPr>
@@ -2247,11 +2289,13 @@
     <w:p>
       <w:pPr>
         <w:pStyle w:val="BodyText"/>
+        <w:jc w:val="both"/>
       </w:pPr>
     </w:p>
     <w:p>
       <w:pPr>
         <w:pStyle w:val="BodyText"/>
+        <w:jc w:val="both"/>
         <w:rPr>
           <w:b/>
           <w:bCs/>
@@ -2370,6 +2414,7 @@
           <w:ilvl w:val="0"/>
           <w:numId w:val="16"/>
         </w:numPr>
+        <w:jc w:val="both"/>
       </w:pPr>
       <w:r>
         <w:rPr>
@@ -2451,6 +2496,7 @@
           <w:ilvl w:val="0"/>
           <w:numId w:val="16"/>
         </w:numPr>
+        <w:jc w:val="both"/>
       </w:pPr>
       <w:r>
         <w:rPr>
@@ -2517,6 +2563,7 @@
           <w:ilvl w:val="0"/>
           <w:numId w:val="16"/>
         </w:numPr>
+        <w:jc w:val="both"/>
       </w:pPr>
       <w:r>
         <w:rPr>
@@ -2573,6 +2620,7 @@
           <w:ilvl w:val="0"/>
           <w:numId w:val="16"/>
         </w:numPr>
+        <w:jc w:val="both"/>
       </w:pPr>
       <w:r>
         <w:rPr>
@@ -2654,6 +2702,7 @@
           <w:ilvl w:val="0"/>
           <w:numId w:val="16"/>
         </w:numPr>
+        <w:jc w:val="both"/>
       </w:pPr>
       <w:r>
         <w:rPr>
@@ -2710,6 +2759,7 @@
           <w:ilvl w:val="0"/>
           <w:numId w:val="16"/>
         </w:numPr>
+        <w:jc w:val="both"/>
       </w:pPr>
       <w:r>
         <w:rPr>
@@ -2766,6 +2816,7 @@
           <w:ilvl w:val="0"/>
           <w:numId w:val="16"/>
         </w:numPr>
+        <w:jc w:val="both"/>
       </w:pPr>
       <w:r>
         <w:rPr>
@@ -2809,6 +2860,7 @@
           <w:ilvl w:val="0"/>
           <w:numId w:val="16"/>
         </w:numPr>
+        <w:jc w:val="both"/>
       </w:pPr>
       <w:r>
         <w:rPr>
@@ -2865,6 +2917,7 @@
           <w:ilvl w:val="0"/>
           <w:numId w:val="16"/>
         </w:numPr>
+        <w:jc w:val="both"/>
       </w:pPr>
       <w:r>
         <w:rPr>
@@ -3727,6 +3780,8 @@
       </w:r>
       <w:r>
         <w:rPr>
+          <w:b/>
+          <w:bCs/>
           <w:sz w:val="20"/>
           <w:szCs w:val="20"/>
         </w:rPr>
@@ -3734,6 +3789,8 @@
       </w:r>
       <w:r>
         <w:rPr>
+          <w:b/>
+          <w:bCs/>
           <w:spacing w:val="-2"/>
           <w:sz w:val="20"/>
           <w:szCs w:val="20"/>
@@ -3742,6 +3799,8 @@
       </w:r>
       <w:r>
         <w:rPr>
+          <w:b/>
+          <w:bCs/>
           <w:sz w:val="20"/>
           <w:szCs w:val="20"/>
         </w:rPr>
@@ -3749,6 +3808,8 @@
       </w:r>
       <w:r>
         <w:rPr>
+          <w:b/>
+          <w:bCs/>
           <w:spacing w:val="-7"/>
           <w:sz w:val="20"/>
           <w:szCs w:val="20"/>
@@ -3757,10 +3818,19 @@
       </w:r>
       <w:r>
         <w:rPr>
-          <w:sz w:val="20"/>
-          <w:szCs w:val="20"/>
-        </w:rPr>
-        <w:t>runtime errors, ensuring high system availability and a seamless user experience</w:t>
+          <w:b/>
+          <w:bCs/>
+          <w:sz w:val="20"/>
+          <w:szCs w:val="20"/>
+        </w:rPr>
+        <w:t>runtime errors</w:t>
+      </w:r>
+      <w:r>
+        <w:rPr>
+          <w:sz w:val="20"/>
+          <w:szCs w:val="20"/>
+        </w:rPr>
+        <w:t>, ensuring high system availability and a seamless user experience</w:t>
       </w:r>
     </w:p>
     <w:p>
@@ -4160,7 +4230,39 @@
           <w:sz w:val="20"/>
           <w:szCs w:val="20"/>
         </w:rPr>
-        <w:t>and deployed via Render, ensuring zero-downtime releases and easy scalability.</w:t>
+        <w:t xml:space="preserve">and deployed via </w:t>
+      </w:r>
+      <w:r>
+        <w:rPr>
+          <w:b/>
+          <w:bCs/>
+          <w:sz w:val="20"/>
+          <w:szCs w:val="20"/>
+        </w:rPr>
+        <w:t>Render</w:t>
+      </w:r>
+      <w:r>
+        <w:rPr>
+          <w:sz w:val="20"/>
+          <w:szCs w:val="20"/>
+        </w:rPr>
+        <w:t xml:space="preserve">, ensuring zero-downtime releases and </w:t>
+      </w:r>
+      <w:r>
+        <w:rPr>
+          <w:b/>
+          <w:bCs/>
+          <w:sz w:val="20"/>
+          <w:szCs w:val="20"/>
+        </w:rPr>
+        <w:t>easy scalability</w:t>
+      </w:r>
+      <w:r>
+        <w:rPr>
+          <w:sz w:val="20"/>
+          <w:szCs w:val="20"/>
+        </w:rPr>
+        <w:t>.</w:t>
       </w:r>
     </w:p>
     <w:p>
@@ -4427,6 +4529,7 @@
     <w:p>
       <w:pPr>
         <w:pStyle w:val="BodyText"/>
+        <w:jc w:val="both"/>
       </w:pPr>
       <w:r>
         <w:t>Star</w:t>
@@ -4559,11 +4662,13 @@
     <w:p>
       <w:pPr>
         <w:pStyle w:val="BodyText"/>
+        <w:jc w:val="both"/>
       </w:pPr>
     </w:p>
     <w:p>
       <w:pPr>
         <w:pStyle w:val="Heading2"/>
+        <w:jc w:val="both"/>
       </w:pPr>
       <w:r>
         <w:t>Education</w:t>
@@ -4572,6 +4677,7 @@
     <w:p>
       <w:pPr>
         <w:pStyle w:val="ListParagraph"/>
+        <w:jc w:val="both"/>
       </w:pPr>
       <w:r>
         <w:rPr>
@@ -4594,6 +4700,7 @@
     <w:p>
       <w:pPr>
         <w:pStyle w:val="ListParagraph"/>
+        <w:jc w:val="both"/>
       </w:pPr>
       <w:r>
         <w:rPr>
@@ -4603,16 +4710,23 @@
         <w:t>Bachelors of Engineering</w:t>
       </w:r>
       <w:r>
-        <w:t xml:space="preserve"> Electronics and Communication Engineering</w:t>
+        <w:t xml:space="preserve"> </w:t>
+      </w:r>
+      <w:r>
+        <w:t>(</w:t>
+      </w:r>
+      <w:r>
+        <w:t>Electronics and Communication Engineering</w:t>
+      </w:r>
+      <w:r>
+        <w:t>)</w:t>
       </w:r>
       <w:r>
         <w:t xml:space="preserve">, </w:t>
       </w:r>
-      <w:proofErr w:type="gramStart"/>
-      <w:r>
-        <w:t>CGPA :</w:t>
-      </w:r>
-      <w:proofErr w:type="gramEnd"/>
+      <w:r>
+        <w:t>CGPA:</w:t>
+      </w:r>
       <w:r>
         <w:t xml:space="preserve"> </w:t>
       </w:r>
@@ -4863,6 +4977,119 @@
     </w:lvl>
   </w:abstractNum>
   <w:abstractNum w:abstractNumId="2" w15:restartNumberingAfterBreak="0">
+    <w:nsid w:val="242A0A7A"/>
+    <w:multiLevelType w:val="hybridMultilevel"/>
+    <w:tmpl w:val="21B0A28A"/>
+    <w:lvl w:ilvl="0" w:tplc="40090001">
+      <w:start w:val="1"/>
+      <w:numFmt w:val="bullet"/>
+      <w:lvlText w:val=""/>
+      <w:lvlJc w:val="left"/>
+      <w:pPr>
+        <w:ind w:left="360" w:hanging="360"/>
+      </w:pPr>
+      <w:rPr>
+        <w:rFonts w:ascii="Symbol" w:hAnsi="Symbol" w:hint="default"/>
+      </w:rPr>
+    </w:lvl>
+    <w:lvl w:ilvl="1" w:tplc="40090003" w:tentative="1">
+      <w:start w:val="1"/>
+      <w:numFmt w:val="bullet"/>
+      <w:lvlText w:val="o"/>
+      <w:lvlJc w:val="left"/>
+      <w:pPr>
+        <w:ind w:left="1080" w:hanging="360"/>
+      </w:pPr>
+      <w:rPr>
+        <w:rFonts w:ascii="Courier New" w:hAnsi="Courier New" w:cs="Courier New" w:hint="default"/>
+      </w:rPr>
+    </w:lvl>
+    <w:lvl w:ilvl="2" w:tplc="40090005" w:tentative="1">
+      <w:start w:val="1"/>
+      <w:numFmt w:val="bullet"/>
+      <w:lvlText w:val=""/>
+      <w:lvlJc w:val="left"/>
+      <w:pPr>
+        <w:ind w:left="1800" w:hanging="360"/>
+      </w:pPr>
+      <w:rPr>
+        <w:rFonts w:ascii="Wingdings" w:hAnsi="Wingdings" w:hint="default"/>
+      </w:rPr>
+    </w:lvl>
+    <w:lvl w:ilvl="3" w:tplc="40090001" w:tentative="1">
+      <w:start w:val="1"/>
+      <w:numFmt w:val="bullet"/>
+      <w:lvlText w:val=""/>
+      <w:lvlJc w:val="left"/>
+      <w:pPr>
+        <w:ind w:left="2520" w:hanging="360"/>
+      </w:pPr>
+      <w:rPr>
+        <w:rFonts w:ascii="Symbol" w:hAnsi="Symbol" w:hint="default"/>
+      </w:rPr>
+    </w:lvl>
+    <w:lvl w:ilvl="4" w:tplc="40090003" w:tentative="1">
+      <w:start w:val="1"/>
+      <w:numFmt w:val="bullet"/>
+      <w:lvlText w:val="o"/>
+      <w:lvlJc w:val="left"/>
+      <w:pPr>
+        <w:ind w:left="3240" w:hanging="360"/>
+      </w:pPr>
+      <w:rPr>
+        <w:rFonts w:ascii="Courier New" w:hAnsi="Courier New" w:cs="Courier New" w:hint="default"/>
+      </w:rPr>
+    </w:lvl>
+    <w:lvl w:ilvl="5" w:tplc="40090005" w:tentative="1">
+      <w:start w:val="1"/>
+      <w:numFmt w:val="bullet"/>
+      <w:lvlText w:val=""/>
+      <w:lvlJc w:val="left"/>
+      <w:pPr>
+        <w:ind w:left="3960" w:hanging="360"/>
+      </w:pPr>
+      <w:rPr>
+        <w:rFonts w:ascii="Wingdings" w:hAnsi="Wingdings" w:hint="default"/>
+      </w:rPr>
+    </w:lvl>
+    <w:lvl w:ilvl="6" w:tplc="40090001" w:tentative="1">
+      <w:start w:val="1"/>
+      <w:numFmt w:val="bullet"/>
+      <w:lvlText w:val=""/>
+      <w:lvlJc w:val="left"/>
+      <w:pPr>
+        <w:ind w:left="4680" w:hanging="360"/>
+      </w:pPr>
+      <w:rPr>
+        <w:rFonts w:ascii="Symbol" w:hAnsi="Symbol" w:hint="default"/>
+      </w:rPr>
+    </w:lvl>
+    <w:lvl w:ilvl="7" w:tplc="40090003" w:tentative="1">
+      <w:start w:val="1"/>
+      <w:numFmt w:val="bullet"/>
+      <w:lvlText w:val="o"/>
+      <w:lvlJc w:val="left"/>
+      <w:pPr>
+        <w:ind w:left="5400" w:hanging="360"/>
+      </w:pPr>
+      <w:rPr>
+        <w:rFonts w:ascii="Courier New" w:hAnsi="Courier New" w:cs="Courier New" w:hint="default"/>
+      </w:rPr>
+    </w:lvl>
+    <w:lvl w:ilvl="8" w:tplc="40090005" w:tentative="1">
+      <w:start w:val="1"/>
+      <w:numFmt w:val="bullet"/>
+      <w:lvlText w:val=""/>
+      <w:lvlJc w:val="left"/>
+      <w:pPr>
+        <w:ind w:left="6120" w:hanging="360"/>
+      </w:pPr>
+      <w:rPr>
+        <w:rFonts w:ascii="Wingdings" w:hAnsi="Wingdings" w:hint="default"/>
+      </w:rPr>
+    </w:lvl>
+  </w:abstractNum>
+  <w:abstractNum w:abstractNumId="3" w15:restartNumberingAfterBreak="0">
     <w:nsid w:val="2671708C"/>
     <w:multiLevelType w:val="hybridMultilevel"/>
     <w:tmpl w:val="4C689566"/>
@@ -4975,7 +5202,7 @@
       </w:rPr>
     </w:lvl>
   </w:abstractNum>
-  <w:abstractNum w:abstractNumId="3" w15:restartNumberingAfterBreak="0">
+  <w:abstractNum w:abstractNumId="4" w15:restartNumberingAfterBreak="0">
     <w:nsid w:val="380C6AFB"/>
     <w:multiLevelType w:val="hybridMultilevel"/>
     <w:tmpl w:val="D0F26C44"/>
@@ -5088,7 +5315,7 @@
       </w:rPr>
     </w:lvl>
   </w:abstractNum>
-  <w:abstractNum w:abstractNumId="4" w15:restartNumberingAfterBreak="0">
+  <w:abstractNum w:abstractNumId="5" w15:restartNumberingAfterBreak="0">
     <w:nsid w:val="3F305A03"/>
     <w:multiLevelType w:val="hybridMultilevel"/>
     <w:tmpl w:val="CA4099E4"/>
@@ -5201,7 +5428,7 @@
       </w:rPr>
     </w:lvl>
   </w:abstractNum>
-  <w:abstractNum w:abstractNumId="5" w15:restartNumberingAfterBreak="0">
+  <w:abstractNum w:abstractNumId="6" w15:restartNumberingAfterBreak="0">
     <w:nsid w:val="42E809E3"/>
     <w:multiLevelType w:val="hybridMultilevel"/>
     <w:tmpl w:val="D95ACBE6"/>
@@ -5314,7 +5541,7 @@
       </w:rPr>
     </w:lvl>
   </w:abstractNum>
-  <w:abstractNum w:abstractNumId="6" w15:restartNumberingAfterBreak="0">
+  <w:abstractNum w:abstractNumId="7" w15:restartNumberingAfterBreak="0">
     <w:nsid w:val="457012F8"/>
     <w:multiLevelType w:val="hybridMultilevel"/>
     <w:tmpl w:val="E940F4AA"/>
@@ -5427,7 +5654,233 @@
       </w:rPr>
     </w:lvl>
   </w:abstractNum>
-  <w:abstractNum w:abstractNumId="7" w15:restartNumberingAfterBreak="0">
+  <w:abstractNum w:abstractNumId="8" w15:restartNumberingAfterBreak="0">
+    <w:nsid w:val="46777D27"/>
+    <w:multiLevelType w:val="hybridMultilevel"/>
+    <w:tmpl w:val="4A62FA9E"/>
+    <w:lvl w:ilvl="0" w:tplc="40090001">
+      <w:start w:val="1"/>
+      <w:numFmt w:val="bullet"/>
+      <w:lvlText w:val=""/>
+      <w:lvlJc w:val="left"/>
+      <w:pPr>
+        <w:ind w:left="360" w:hanging="360"/>
+      </w:pPr>
+      <w:rPr>
+        <w:rFonts w:ascii="Symbol" w:hAnsi="Symbol" w:hint="default"/>
+      </w:rPr>
+    </w:lvl>
+    <w:lvl w:ilvl="1" w:tplc="40090003" w:tentative="1">
+      <w:start w:val="1"/>
+      <w:numFmt w:val="bullet"/>
+      <w:lvlText w:val="o"/>
+      <w:lvlJc w:val="left"/>
+      <w:pPr>
+        <w:ind w:left="1080" w:hanging="360"/>
+      </w:pPr>
+      <w:rPr>
+        <w:rFonts w:ascii="Courier New" w:hAnsi="Courier New" w:cs="Courier New" w:hint="default"/>
+      </w:rPr>
+    </w:lvl>
+    <w:lvl w:ilvl="2" w:tplc="40090005" w:tentative="1">
+      <w:start w:val="1"/>
+      <w:numFmt w:val="bullet"/>
+      <w:lvlText w:val=""/>
+      <w:lvlJc w:val="left"/>
+      <w:pPr>
+        <w:ind w:left="1800" w:hanging="360"/>
+      </w:pPr>
+      <w:rPr>
+        <w:rFonts w:ascii="Wingdings" w:hAnsi="Wingdings" w:hint="default"/>
+      </w:rPr>
+    </w:lvl>
+    <w:lvl w:ilvl="3" w:tplc="40090001" w:tentative="1">
+      <w:start w:val="1"/>
+      <w:numFmt w:val="bullet"/>
+      <w:lvlText w:val=""/>
+      <w:lvlJc w:val="left"/>
+      <w:pPr>
+        <w:ind w:left="2520" w:hanging="360"/>
+      </w:pPr>
+      <w:rPr>
+        <w:rFonts w:ascii="Symbol" w:hAnsi="Symbol" w:hint="default"/>
+      </w:rPr>
+    </w:lvl>
+    <w:lvl w:ilvl="4" w:tplc="40090003" w:tentative="1">
+      <w:start w:val="1"/>
+      <w:numFmt w:val="bullet"/>
+      <w:lvlText w:val="o"/>
+      <w:lvlJc w:val="left"/>
+      <w:pPr>
+        <w:ind w:left="3240" w:hanging="360"/>
+      </w:pPr>
+      <w:rPr>
+        <w:rFonts w:ascii="Courier New" w:hAnsi="Courier New" w:cs="Courier New" w:hint="default"/>
+      </w:rPr>
+    </w:lvl>
+    <w:lvl w:ilvl="5" w:tplc="40090005" w:tentative="1">
+      <w:start w:val="1"/>
+      <w:numFmt w:val="bullet"/>
+      <w:lvlText w:val=""/>
+      <w:lvlJc w:val="left"/>
+      <w:pPr>
+        <w:ind w:left="3960" w:hanging="360"/>
+      </w:pPr>
+      <w:rPr>
+        <w:rFonts w:ascii="Wingdings" w:hAnsi="Wingdings" w:hint="default"/>
+      </w:rPr>
+    </w:lvl>
+    <w:lvl w:ilvl="6" w:tplc="40090001" w:tentative="1">
+      <w:start w:val="1"/>
+      <w:numFmt w:val="bullet"/>
+      <w:lvlText w:val=""/>
+      <w:lvlJc w:val="left"/>
+      <w:pPr>
+        <w:ind w:left="4680" w:hanging="360"/>
+      </w:pPr>
+      <w:rPr>
+        <w:rFonts w:ascii="Symbol" w:hAnsi="Symbol" w:hint="default"/>
+      </w:rPr>
+    </w:lvl>
+    <w:lvl w:ilvl="7" w:tplc="40090003" w:tentative="1">
+      <w:start w:val="1"/>
+      <w:numFmt w:val="bullet"/>
+      <w:lvlText w:val="o"/>
+      <w:lvlJc w:val="left"/>
+      <w:pPr>
+        <w:ind w:left="5400" w:hanging="360"/>
+      </w:pPr>
+      <w:rPr>
+        <w:rFonts w:ascii="Courier New" w:hAnsi="Courier New" w:cs="Courier New" w:hint="default"/>
+      </w:rPr>
+    </w:lvl>
+    <w:lvl w:ilvl="8" w:tplc="40090005" w:tentative="1">
+      <w:start w:val="1"/>
+      <w:numFmt w:val="bullet"/>
+      <w:lvlText w:val=""/>
+      <w:lvlJc w:val="left"/>
+      <w:pPr>
+        <w:ind w:left="6120" w:hanging="360"/>
+      </w:pPr>
+      <w:rPr>
+        <w:rFonts w:ascii="Wingdings" w:hAnsi="Wingdings" w:hint="default"/>
+      </w:rPr>
+    </w:lvl>
+  </w:abstractNum>
+  <w:abstractNum w:abstractNumId="9" w15:restartNumberingAfterBreak="0">
+    <w:nsid w:val="4716625E"/>
+    <w:multiLevelType w:val="hybridMultilevel"/>
+    <w:tmpl w:val="E170FFCE"/>
+    <w:lvl w:ilvl="0" w:tplc="40090001">
+      <w:start w:val="1"/>
+      <w:numFmt w:val="bullet"/>
+      <w:lvlText w:val=""/>
+      <w:lvlJc w:val="left"/>
+      <w:pPr>
+        <w:ind w:left="360" w:hanging="360"/>
+      </w:pPr>
+      <w:rPr>
+        <w:rFonts w:ascii="Symbol" w:hAnsi="Symbol" w:hint="default"/>
+      </w:rPr>
+    </w:lvl>
+    <w:lvl w:ilvl="1" w:tplc="40090003" w:tentative="1">
+      <w:start w:val="1"/>
+      <w:numFmt w:val="bullet"/>
+      <w:lvlText w:val="o"/>
+      <w:lvlJc w:val="left"/>
+      <w:pPr>
+        <w:ind w:left="1080" w:hanging="360"/>
+      </w:pPr>
+      <w:rPr>
+        <w:rFonts w:ascii="Courier New" w:hAnsi="Courier New" w:cs="Courier New" w:hint="default"/>
+      </w:rPr>
+    </w:lvl>
+    <w:lvl w:ilvl="2" w:tplc="40090005" w:tentative="1">
+      <w:start w:val="1"/>
+      <w:numFmt w:val="bullet"/>
+      <w:lvlText w:val=""/>
+      <w:lvlJc w:val="left"/>
+      <w:pPr>
+        <w:ind w:left="1800" w:hanging="360"/>
+      </w:pPr>
+      <w:rPr>
+        <w:rFonts w:ascii="Wingdings" w:hAnsi="Wingdings" w:hint="default"/>
+      </w:rPr>
+    </w:lvl>
+    <w:lvl w:ilvl="3" w:tplc="40090001" w:tentative="1">
+      <w:start w:val="1"/>
+      <w:numFmt w:val="bullet"/>
+      <w:lvlText w:val=""/>
+      <w:lvlJc w:val="left"/>
+      <w:pPr>
+        <w:ind w:left="2520" w:hanging="360"/>
+      </w:pPr>
+      <w:rPr>
+        <w:rFonts w:ascii="Symbol" w:hAnsi="Symbol" w:hint="default"/>
+      </w:rPr>
+    </w:lvl>
+    <w:lvl w:ilvl="4" w:tplc="40090003" w:tentative="1">
+      <w:start w:val="1"/>
+      <w:numFmt w:val="bullet"/>
+      <w:lvlText w:val="o"/>
+      <w:lvlJc w:val="left"/>
+      <w:pPr>
+        <w:ind w:left="3240" w:hanging="360"/>
+      </w:pPr>
+      <w:rPr>
+        <w:rFonts w:ascii="Courier New" w:hAnsi="Courier New" w:cs="Courier New" w:hint="default"/>
+      </w:rPr>
+    </w:lvl>
+    <w:lvl w:ilvl="5" w:tplc="40090005" w:tentative="1">
+      <w:start w:val="1"/>
+      <w:numFmt w:val="bullet"/>
+      <w:lvlText w:val=""/>
+      <w:lvlJc w:val="left"/>
+      <w:pPr>
+        <w:ind w:left="3960" w:hanging="360"/>
+      </w:pPr>
+      <w:rPr>
+        <w:rFonts w:ascii="Wingdings" w:hAnsi="Wingdings" w:hint="default"/>
+      </w:rPr>
+    </w:lvl>
+    <w:lvl w:ilvl="6" w:tplc="40090001" w:tentative="1">
+      <w:start w:val="1"/>
+      <w:numFmt w:val="bullet"/>
+      <w:lvlText w:val=""/>
+      <w:lvlJc w:val="left"/>
+      <w:pPr>
+        <w:ind w:left="4680" w:hanging="360"/>
+      </w:pPr>
+      <w:rPr>
+        <w:rFonts w:ascii="Symbol" w:hAnsi="Symbol" w:hint="default"/>
+      </w:rPr>
+    </w:lvl>
+    <w:lvl w:ilvl="7" w:tplc="40090003" w:tentative="1">
+      <w:start w:val="1"/>
+      <w:numFmt w:val="bullet"/>
+      <w:lvlText w:val="o"/>
+      <w:lvlJc w:val="left"/>
+      <w:pPr>
+        <w:ind w:left="5400" w:hanging="360"/>
+      </w:pPr>
+      <w:rPr>
+        <w:rFonts w:ascii="Courier New" w:hAnsi="Courier New" w:cs="Courier New" w:hint="default"/>
+      </w:rPr>
+    </w:lvl>
+    <w:lvl w:ilvl="8" w:tplc="40090005" w:tentative="1">
+      <w:start w:val="1"/>
+      <w:numFmt w:val="bullet"/>
+      <w:lvlText w:val=""/>
+      <w:lvlJc w:val="left"/>
+      <w:pPr>
+        <w:ind w:left="6120" w:hanging="360"/>
+      </w:pPr>
+      <w:rPr>
+        <w:rFonts w:ascii="Wingdings" w:hAnsi="Wingdings" w:hint="default"/>
+      </w:rPr>
+    </w:lvl>
+  </w:abstractNum>
+  <w:abstractNum w:abstractNumId="10" w15:restartNumberingAfterBreak="0">
     <w:nsid w:val="47E42913"/>
     <w:multiLevelType w:val="hybridMultilevel"/>
     <w:tmpl w:val="3B36DA74"/>
@@ -5540,7 +5993,7 @@
       </w:rPr>
     </w:lvl>
   </w:abstractNum>
-  <w:abstractNum w:abstractNumId="8" w15:restartNumberingAfterBreak="0">
+  <w:abstractNum w:abstractNumId="11" w15:restartNumberingAfterBreak="0">
     <w:nsid w:val="4C3C58D0"/>
     <w:multiLevelType w:val="hybridMultilevel"/>
     <w:tmpl w:val="731C9904"/>
@@ -5653,7 +6106,7 @@
       </w:rPr>
     </w:lvl>
   </w:abstractNum>
-  <w:abstractNum w:abstractNumId="9" w15:restartNumberingAfterBreak="0">
+  <w:abstractNum w:abstractNumId="12" w15:restartNumberingAfterBreak="0">
     <w:nsid w:val="4EFD0D4F"/>
     <w:multiLevelType w:val="hybridMultilevel"/>
     <w:tmpl w:val="89C4B702"/>
@@ -5766,7 +6219,7 @@
       </w:rPr>
     </w:lvl>
   </w:abstractNum>
-  <w:abstractNum w:abstractNumId="10" w15:restartNumberingAfterBreak="0">
+  <w:abstractNum w:abstractNumId="13" w15:restartNumberingAfterBreak="0">
     <w:nsid w:val="553D3AD8"/>
     <w:multiLevelType w:val="hybridMultilevel"/>
     <w:tmpl w:val="40FECFDC"/>
@@ -5879,7 +6332,7 @@
       </w:rPr>
     </w:lvl>
   </w:abstractNum>
-  <w:abstractNum w:abstractNumId="11" w15:restartNumberingAfterBreak="0">
+  <w:abstractNum w:abstractNumId="14" w15:restartNumberingAfterBreak="0">
     <w:nsid w:val="595C5E6D"/>
     <w:multiLevelType w:val="hybridMultilevel"/>
     <w:tmpl w:val="B782A436"/>
@@ -5968,7 +6421,7 @@
       </w:pPr>
     </w:lvl>
   </w:abstractNum>
-  <w:abstractNum w:abstractNumId="12" w15:restartNumberingAfterBreak="0">
+  <w:abstractNum w:abstractNumId="15" w15:restartNumberingAfterBreak="0">
     <w:nsid w:val="5C8368BB"/>
     <w:multiLevelType w:val="hybridMultilevel"/>
     <w:tmpl w:val="AF84C8DC"/>
@@ -6089,7 +6542,7 @@
       </w:rPr>
     </w:lvl>
   </w:abstractNum>
-  <w:abstractNum w:abstractNumId="13" w15:restartNumberingAfterBreak="0">
+  <w:abstractNum w:abstractNumId="16" w15:restartNumberingAfterBreak="0">
     <w:nsid w:val="65CF0FB4"/>
     <w:multiLevelType w:val="hybridMultilevel"/>
     <w:tmpl w:val="222C7BC4"/>
@@ -6202,7 +6655,7 @@
       </w:rPr>
     </w:lvl>
   </w:abstractNum>
-  <w:abstractNum w:abstractNumId="14" w15:restartNumberingAfterBreak="0">
+  <w:abstractNum w:abstractNumId="17" w15:restartNumberingAfterBreak="0">
     <w:nsid w:val="6E2C5DC7"/>
     <w:multiLevelType w:val="hybridMultilevel"/>
     <w:tmpl w:val="BC8E10DC"/>
@@ -6315,7 +6768,7 @@
       </w:rPr>
     </w:lvl>
   </w:abstractNum>
-  <w:abstractNum w:abstractNumId="15" w15:restartNumberingAfterBreak="0">
+  <w:abstractNum w:abstractNumId="18" w15:restartNumberingAfterBreak="0">
     <w:nsid w:val="7D0903A8"/>
     <w:multiLevelType w:val="hybridMultilevel"/>
     <w:tmpl w:val="985C8372"/>
@@ -6429,52 +6882,61 @@
     </w:lvl>
   </w:abstractNum>
   <w:num w:numId="1" w16cid:durableId="1678580301">
+    <w:abstractNumId w:val="15"/>
+  </w:num>
+  <w:num w:numId="2" w16cid:durableId="679164402">
+    <w:abstractNumId w:val="10"/>
+  </w:num>
+  <w:num w:numId="3" w16cid:durableId="1820881235">
+    <w:abstractNumId w:val="7"/>
+  </w:num>
+  <w:num w:numId="4" w16cid:durableId="767777296">
     <w:abstractNumId w:val="12"/>
   </w:num>
-  <w:num w:numId="2" w16cid:durableId="679164402">
-    <w:abstractNumId w:val="7"/>
-  </w:num>
-  <w:num w:numId="3" w16cid:durableId="1820881235">
-    <w:abstractNumId w:val="6"/>
-  </w:num>
-  <w:num w:numId="4" w16cid:durableId="767777296">
-    <w:abstractNumId w:val="9"/>
-  </w:num>
   <w:num w:numId="5" w16cid:durableId="1484204293">
-    <w:abstractNumId w:val="11"/>
+    <w:abstractNumId w:val="14"/>
   </w:num>
   <w:num w:numId="6" w16cid:durableId="502859097">
-    <w:abstractNumId w:val="13"/>
+    <w:abstractNumId w:val="16"/>
   </w:num>
   <w:num w:numId="7" w16cid:durableId="2048485510">
     <w:abstractNumId w:val="1"/>
   </w:num>
   <w:num w:numId="8" w16cid:durableId="200679342">
-    <w:abstractNumId w:val="15"/>
+    <w:abstractNumId w:val="18"/>
   </w:num>
   <w:num w:numId="9" w16cid:durableId="2087916697">
-    <w:abstractNumId w:val="10"/>
+    <w:abstractNumId w:val="13"/>
   </w:num>
   <w:num w:numId="10" w16cid:durableId="1125003877">
     <w:abstractNumId w:val="0"/>
   </w:num>
   <w:num w:numId="11" w16cid:durableId="1128359910">
+    <w:abstractNumId w:val="5"/>
+  </w:num>
+  <w:num w:numId="12" w16cid:durableId="918949275">
     <w:abstractNumId w:val="4"/>
   </w:num>
-  <w:num w:numId="12" w16cid:durableId="918949275">
+  <w:num w:numId="13" w16cid:durableId="204104823">
+    <w:abstractNumId w:val="17"/>
+  </w:num>
+  <w:num w:numId="14" w16cid:durableId="1130368298">
     <w:abstractNumId w:val="3"/>
   </w:num>
-  <w:num w:numId="13" w16cid:durableId="204104823">
-    <w:abstractNumId w:val="14"/>
+  <w:num w:numId="15" w16cid:durableId="959728052">
+    <w:abstractNumId w:val="11"/>
   </w:num>
-  <w:num w:numId="14" w16cid:durableId="1130368298">
-    <w:abstractNumId w:val="2"/>
+  <w:num w:numId="16" w16cid:durableId="367148871">
+    <w:abstractNumId w:val="6"/>
   </w:num>
-  <w:num w:numId="15" w16cid:durableId="959728052">
+  <w:num w:numId="17" w16cid:durableId="88429398">
+    <w:abstractNumId w:val="9"/>
+  </w:num>
+  <w:num w:numId="18" w16cid:durableId="371419411">
     <w:abstractNumId w:val="8"/>
   </w:num>
-  <w:num w:numId="16" w16cid:durableId="367148871">
-    <w:abstractNumId w:val="5"/>
+  <w:num w:numId="19" w16cid:durableId="2128967645">
+    <w:abstractNumId w:val="2"/>
   </w:num>
 </w:numbering>
 </file>
@@ -7058,6 +7520,39 @@
       <w:rFonts w:ascii="Times New Roman" w:eastAsia="Times New Roman" w:hAnsi="Times New Roman" w:cs="Times New Roman"/>
     </w:rPr>
   </w:style>
+  <w:style w:type="paragraph" w:styleId="Title">
+    <w:name w:val="Title"/>
+    <w:basedOn w:val="Normal"/>
+    <w:next w:val="Normal"/>
+    <w:link w:val="TitleChar"/>
+    <w:uiPriority w:val="10"/>
+    <w:qFormat/>
+    <w:rsid w:val="00D70EF5"/>
+    <w:pPr>
+      <w:contextualSpacing/>
+    </w:pPr>
+    <w:rPr>
+      <w:rFonts w:asciiTheme="majorHAnsi" w:eastAsiaTheme="majorEastAsia" w:hAnsiTheme="majorHAnsi" w:cstheme="majorBidi"/>
+      <w:spacing w:val="-10"/>
+      <w:kern w:val="28"/>
+      <w:sz w:val="56"/>
+      <w:szCs w:val="56"/>
+    </w:rPr>
+  </w:style>
+  <w:style w:type="character" w:customStyle="1" w:styleId="TitleChar">
+    <w:name w:val="Title Char"/>
+    <w:basedOn w:val="DefaultParagraphFont"/>
+    <w:link w:val="Title"/>
+    <w:uiPriority w:val="10"/>
+    <w:rsid w:val="00D70EF5"/>
+    <w:rPr>
+      <w:rFonts w:asciiTheme="majorHAnsi" w:eastAsiaTheme="majorEastAsia" w:hAnsiTheme="majorHAnsi" w:cstheme="majorBidi"/>
+      <w:spacing w:val="-10"/>
+      <w:kern w:val="28"/>
+      <w:sz w:val="56"/>
+      <w:szCs w:val="56"/>
+    </w:rPr>
+  </w:style>
 </w:styles>
 </file>
 
